--- a/wbe-review/WBE_Review_Ch1-10.docx
+++ b/wbe-review/WBE_Review_Ch1-10.docx
@@ -56,6 +56,60 @@
           <w:b/>
         </w:rPr>
         <w:t xml:space="preserve">)</w:t>
+      </w:r>
+    </w:p>
+    <w:p>
+      <w:pPr>
+        <w:pStyle w:val="BodyText"/>
+      </w:pPr>
+      <w:r>
+        <w:rPr>
+          <w:bCs/>
+          <w:b/>
+        </w:rPr>
+        <w:t xml:space="preserve">Full conceptual source draft — not the submission-length manuscript.</w:t>
+      </w:r>
+      <w:r>
+        <w:t xml:space="preserve"> </w:t>
+      </w:r>
+      <w:r>
+        <w:t xml:space="preserve">A Water Research–style compression is being planned as a separate, non-destructive track (see</w:t>
+      </w:r>
+      <w:r>
+        <w:t xml:space="preserve"> </w:t>
+      </w:r>
+      <w:r>
+        <w:rPr>
+          <w:rStyle w:val="VerbatimChar"/>
+        </w:rPr>
+        <w:t xml:space="preserve">WBE_Review_Compression_Map.md</w:t>
+      </w:r>
+      <w:r>
+        <w:t xml:space="preserve">,</w:t>
+      </w:r>
+      <w:r>
+        <w:t xml:space="preserve"> </w:t>
+      </w:r>
+      <w:r>
+        <w:rPr>
+          <w:rStyle w:val="VerbatimChar"/>
+        </w:rPr>
+        <w:t xml:space="preserve">WBE_Review_Target_Outline.md</w:t>
+      </w:r>
+      <w:r>
+        <w:t xml:space="preserve">, and</w:t>
+      </w:r>
+      <w:r>
+        <w:t xml:space="preserve"> </w:t>
+      </w:r>
+      <w:r>
+        <w:rPr>
+          <w:rStyle w:val="VerbatimChar"/>
+        </w:rPr>
+        <w:t xml:space="preserve">WBE_Review_Word_Count_Method.md</w:t>
+      </w:r>
+      <w:r>
+        <w:t xml:space="preserve">, all 2026-07-18): this file remains the complete, unabridged conceptual working draft and will not itself be cut down. Any submission-length manuscript is a distinct, derived document.</w:t>
       </w:r>
     </w:p>
     <w:p>
@@ -31704,6 +31758,188 @@
       </w:r>
       <w:r>
         <w:t xml:space="preserve">. Not modified this round.</w:t>
+      </w:r>
+    </w:p>
+    <w:p>
+      <w:pPr>
+        <w:numPr>
+          <w:ilvl w:val="0"/>
+          <w:numId w:val="1033"/>
+        </w:numPr>
+        <w:pStyle w:val="Compact"/>
+      </w:pPr>
+      <w:r>
+        <w:rPr>
+          <w:bCs/>
+          <w:b/>
+        </w:rPr>
+        <w:t xml:space="preserve">Water Research compression planning, Phase 1 (added 2026-07-18)</w:t>
+      </w:r>
+      <w:r>
+        <w:t xml:space="preserve"> </w:t>
+      </w:r>
+      <w:r>
+        <w:t xml:space="preserve">—</w:t>
+      </w:r>
+      <w:r>
+        <w:t xml:space="preserve"> </w:t>
+      </w:r>
+      <w:r>
+        <w:rPr>
+          <w:rStyle w:val="VerbatimChar"/>
+        </w:rPr>
+        <w:t xml:space="preserve">WBE_Review_Section_Word_Count.csv</w:t>
+      </w:r>
+      <w:r>
+        <w:t xml:space="preserve"> </w:t>
+      </w:r>
+      <w:r>
+        <w:t xml:space="preserve">/</w:t>
+      </w:r>
+      <w:r>
+        <w:t xml:space="preserve"> </w:t>
+      </w:r>
+      <w:r>
+        <w:rPr>
+          <w:rStyle w:val="VerbatimChar"/>
+        </w:rPr>
+        <w:t xml:space="preserve">WBE_Review_Word_Count_Method.md</w:t>
+      </w:r>
+      <w:r>
+        <w:t xml:space="preserve"> </w:t>
+      </w:r>
+      <w:r>
+        <w:t xml:space="preserve">(reproducible per-section word counts),</w:t>
+      </w:r>
+      <w:r>
+        <w:t xml:space="preserve"> </w:t>
+      </w:r>
+      <w:r>
+        <w:rPr>
+          <w:rStyle w:val="VerbatimChar"/>
+        </w:rPr>
+        <w:t xml:space="preserve">WBE_Review_Overlap_Audit.csv</w:t>
+      </w:r>
+      <w:r>
+        <w:t xml:space="preserve"> </w:t>
+      </w:r>
+      <w:r>
+        <w:t xml:space="preserve">(cross-chapter duplication findings),</w:t>
+      </w:r>
+      <w:r>
+        <w:t xml:space="preserve"> </w:t>
+      </w:r>
+      <w:r>
+        <w:rPr>
+          <w:rStyle w:val="VerbatimChar"/>
+        </w:rPr>
+        <w:t xml:space="preserve">WBE_Review_Content_Priority_Audit.csv</w:t>
+      </w:r>
+      <w:r>
+        <w:t xml:space="preserve"> </w:t>
+      </w:r>
+      <w:r>
+        <w:t xml:space="preserve">(per-section priority classification),</w:t>
+      </w:r>
+      <w:r>
+        <w:t xml:space="preserve"> </w:t>
+      </w:r>
+      <w:r>
+        <w:rPr>
+          <w:rStyle w:val="VerbatimChar"/>
+        </w:rPr>
+        <w:t xml:space="preserve">WBE_Review_Compression_Map.md</w:t>
+      </w:r>
+      <w:r>
+        <w:t xml:space="preserve"> </w:t>
+      </w:r>
+      <w:r>
+        <w:t xml:space="preserve">/</w:t>
+      </w:r>
+      <w:r>
+        <w:t xml:space="preserve"> </w:t>
+      </w:r>
+      <w:r>
+        <w:rPr>
+          <w:rStyle w:val="VerbatimChar"/>
+        </w:rPr>
+        <w:t xml:space="preserve">.docx</w:t>
+      </w:r>
+      <w:r>
+        <w:t xml:space="preserve"> </w:t>
+      </w:r>
+      <w:r>
+        <w:t xml:space="preserve">(105-section mapping to an 8-part target structure),</w:t>
+      </w:r>
+      <w:r>
+        <w:t xml:space="preserve"> </w:t>
+      </w:r>
+      <w:r>
+        <w:rPr>
+          <w:rStyle w:val="VerbatimChar"/>
+        </w:rPr>
+        <w:t xml:space="preserve">WBE_Review_Target_Outline.md</w:t>
+      </w:r>
+      <w:r>
+        <w:t xml:space="preserve"> </w:t>
+      </w:r>
+      <w:r>
+        <w:t xml:space="preserve">/</w:t>
+      </w:r>
+      <w:r>
+        <w:t xml:space="preserve"> </w:t>
+      </w:r>
+      <w:r>
+        <w:rPr>
+          <w:rStyle w:val="VerbatimChar"/>
+        </w:rPr>
+        <w:t xml:space="preserve">.docx</w:t>
+      </w:r>
+      <w:r>
+        <w:t xml:space="preserve"> </w:t>
+      </w:r>
+      <w:r>
+        <w:t xml:space="preserve">(level-3-heading target outline, contribution-protection matrix, figure/table disposition plan), and</w:t>
+      </w:r>
+      <w:r>
+        <w:t xml:space="preserve"> </w:t>
+      </w:r>
+      <w:r>
+        <w:rPr>
+          <w:rStyle w:val="VerbatimChar"/>
+        </w:rPr>
+        <w:t xml:space="preserve">WBE_Review_Supplementary_Outline.md</w:t>
+      </w:r>
+      <w:r>
+        <w:t xml:space="preserve"> </w:t>
+      </w:r>
+      <w:r>
+        <w:t xml:space="preserve">/</w:t>
+      </w:r>
+      <w:r>
+        <w:t xml:space="preserve"> </w:t>
+      </w:r>
+      <w:r>
+        <w:rPr>
+          <w:rStyle w:val="VerbatimChar"/>
+        </w:rPr>
+        <w:t xml:space="preserve">.docx</w:t>
+      </w:r>
+      <w:r>
+        <w:t xml:space="preserve"> </w:t>
+      </w:r>
+      <w:r>
+        <w:t xml:space="preserve">(planned SI structure).</w:t>
+      </w:r>
+      <w:r>
+        <w:t xml:space="preserve"> </w:t>
+      </w:r>
+      <w:r>
+        <w:rPr>
+          <w:bCs/>
+          <w:b/>
+        </w:rPr>
+        <w:t xml:space="preserve">This is a planning track only — this file (the full 10-chapter conceptual source draft) is not cut down by it and remains the authoritative complete text; no submission-length manuscript exists yet.</w:t>
       </w:r>
     </w:p>
     <w:p>
